--- a/Backend/data/Data Raw/Tuyen Sinh/Học bổng.docx
+++ b/Backend/data/Data Raw/Tuyen Sinh/Học bổng.docx
@@ -9,8 +9,8 @@
           <w:rFonts w:ascii="Times New Roman" w:hAnsi="Times New Roman"/>
           <w:b/>
           <w:bCs/>
-          <w:sz w:val="22"/>
-          <w:szCs w:val="22"/>
+          <w:sz w:val="28"/>
+          <w:szCs w:val="28"/>
           <w:lang w:val="vi-VN"/>
         </w:rPr>
       </w:pPr>
@@ -19,8 +19,8 @@
           <w:rFonts w:ascii="Times New Roman" w:hAnsi="Times New Roman"/>
           <w:b/>
           <w:bCs/>
-          <w:sz w:val="22"/>
-          <w:szCs w:val="22"/>
+          <w:sz w:val="28"/>
+          <w:szCs w:val="28"/>
         </w:rPr>
         <w:t>Học</w:t>
       </w:r>
@@ -29,8 +29,8 @@
           <w:rFonts w:ascii="Times New Roman" w:hAnsi="Times New Roman"/>
           <w:b/>
           <w:bCs/>
-          <w:sz w:val="22"/>
-          <w:szCs w:val="22"/>
+          <w:sz w:val="28"/>
+          <w:szCs w:val="28"/>
           <w:lang w:val="vi-VN"/>
         </w:rPr>
         <w:t xml:space="preserve"> bổng tân sinh viên.</w:t>
@@ -140,7 +140,15 @@
         <w:t xml:space="preserve">Á khoa 2: giảm 50% học phí năm đầu tiên, được Trường khen thưởng và cấp học bổng trị giá 13 triệu đồng, còn được Trường giới thiệu nhận học bổng tài trợ của các tổ chức, cá nhân trong và ngoài nước, trị giá học bổng gần 15 triệu đồng trong suốt bốn năm học tại Trường nếu kết quả học tập của sinh viên đạt loại Giỏi trở lên. </w:t>
       </w:r>
     </w:p>
-    <w:p/>
+    <w:p>
+      <w:pPr>
+        <w:rPr>
+          <w:sz w:val="22"/>
+          <w:szCs w:val="22"/>
+          <w:lang w:val="vi-VN"/>
+        </w:rPr>
+      </w:pPr>
+    </w:p>
     <w:sectPr>
       <w:pgSz w:w="12240" w:h="15840"/>
       <w:pgMar w:top="1440" w:right="1440" w:bottom="1440" w:left="1440" w:header="720" w:footer="720" w:gutter="0"/>
